--- a/test/ceshi.docx
+++ b/test/ceshi.docx
@@ -4,8 +4,11 @@
   <w:body>
     <w:p>
       <w:pPr>
-        <w:rPr>
-          <w:rFonts w:hint="default" w:eastAsiaTheme="minorEastAsia"/>
+        <w:pBdr>
+          <w:bottom w:val="single" w:color="auto" w:sz="4" w:space="0"/>
+        </w:pBdr>
+        <w:rPr>
+          <w:rFonts w:hint="eastAsia"/>
           <w:lang w:val="en-US" w:eastAsia="zh-CN"/>
         </w:rPr>
       </w:pPr>
@@ -14,8 +17,60 @@
           <w:rFonts w:hint="eastAsia"/>
           <w:lang w:val="en-US" w:eastAsia="zh-CN"/>
         </w:rPr>
-        <w:t>哈哈哈12121</w:t>
+        <w:t>第一次修改</w:t>
       </w:r>
+    </w:p>
+    <w:p>
+      <w:pPr>
+        <w:rPr>
+          <w:rFonts w:hint="eastAsia"/>
+          <w:lang w:val="en-US" w:eastAsia="zh-CN"/>
+        </w:rPr>
+      </w:pPr>
+      <w:r>
+        <w:rPr>
+          <w:rFonts w:hint="eastAsia"/>
+          <w:lang w:val="en-US" w:eastAsia="zh-CN"/>
+        </w:rPr>
+        <w:t>天气预报</w:t>
+      </w:r>
+    </w:p>
+    <w:p>
+      <w:pPr>
+        <w:pBdr>
+          <w:bottom w:val="double" w:color="auto" w:sz="4" w:space="0"/>
+        </w:pBdr>
+        <w:rPr>
+          <w:rFonts w:hint="eastAsia"/>
+          <w:lang w:val="en-US" w:eastAsia="zh-CN"/>
+        </w:rPr>
+      </w:pPr>
+      <w:r>
+        <w:rPr>
+          <w:rFonts w:hint="eastAsia"/>
+          <w:lang w:val="en-US" w:eastAsia="zh-CN"/>
+        </w:rPr>
+        <w:t>日期</w:t>
+      </w:r>
+    </w:p>
+    <w:p>
+      <w:pPr>
+        <w:pBdr>
+          <w:bottom w:val="single" w:color="auto" w:sz="4" w:space="0"/>
+        </w:pBdr>
+        <w:rPr>
+          <w:rFonts w:hint="eastAsia"/>
+          <w:lang w:val="en-US" w:eastAsia="zh-CN"/>
+        </w:rPr>
+      </w:pPr>
+    </w:p>
+    <w:p>
+      <w:pPr>
+        <w:rPr>
+          <w:rFonts w:hint="default"/>
+          <w:lang w:val="en-US" w:eastAsia="zh-CN"/>
+        </w:rPr>
+      </w:pPr>
       <w:bookmarkStart w:id="0" w:name="_GoBack"/>
       <w:bookmarkEnd w:id="0"/>
     </w:p>

--- a/test/ceshi.docx
+++ b/test/ceshi.docx
@@ -57,6 +57,79 @@
       <w:pPr>
         <w:pBdr>
           <w:bottom w:val="single" w:color="auto" w:sz="4" w:space="0"/>
+        </w:pBdr>
+        <w:rPr>
+          <w:rFonts w:hint="eastAsia"/>
+          <w:lang w:val="en-US" w:eastAsia="zh-CN"/>
+        </w:rPr>
+      </w:pPr>
+    </w:p>
+    <w:p>
+      <w:pPr>
+        <w:rPr>
+          <w:rFonts w:hint="default"/>
+          <w:lang w:val="en-US" w:eastAsia="zh-CN"/>
+        </w:rPr>
+      </w:pPr>
+    </w:p>
+    <w:p>
+      <w:pPr>
+        <w:rPr>
+          <w:rFonts w:hint="default"/>
+          <w:lang w:val="en-US" w:eastAsia="zh-CN"/>
+        </w:rPr>
+      </w:pPr>
+    </w:p>
+    <w:p>
+      <w:pPr>
+        <w:rPr>
+          <w:rFonts w:hint="eastAsia"/>
+          <w:lang w:val="en-US" w:eastAsia="zh-CN"/>
+        </w:rPr>
+      </w:pPr>
+      <w:r>
+        <w:rPr>
+          <w:rFonts w:hint="eastAsia"/>
+          <w:lang w:val="en-US" w:eastAsia="zh-CN"/>
+        </w:rPr>
+        <w:t>Aaaaa</w:t>
+      </w:r>
+    </w:p>
+    <w:p>
+      <w:pPr>
+        <w:rPr>
+          <w:rFonts w:hint="eastAsia"/>
+          <w:lang w:val="en-US" w:eastAsia="zh-CN"/>
+        </w:rPr>
+      </w:pPr>
+    </w:p>
+    <w:p>
+      <w:pPr>
+        <w:rPr>
+          <w:rFonts w:hint="eastAsia"/>
+          <w:lang w:val="en-US" w:eastAsia="zh-CN"/>
+        </w:rPr>
+      </w:pPr>
+      <w:r>
+        <w:rPr>
+          <w:rFonts w:hint="eastAsia"/>
+          <w:lang w:val="en-US" w:eastAsia="zh-CN"/>
+        </w:rPr>
+        <w:t>Dddd</w:t>
+      </w:r>
+    </w:p>
+    <w:p>
+      <w:pPr>
+        <w:rPr>
+          <w:rFonts w:hint="eastAsia"/>
+          <w:lang w:val="en-US" w:eastAsia="zh-CN"/>
+        </w:rPr>
+      </w:pPr>
+    </w:p>
+    <w:p>
+      <w:pPr>
+        <w:pBdr>
+          <w:bottom w:val="double" w:color="auto" w:sz="4" w:space="0"/>
         </w:pBdr>
         <w:rPr>
           <w:rFonts w:hint="eastAsia"/>
@@ -160,7 +233,7 @@
     <w:lsdException w:qFormat="1" w:unhideWhenUsed="0" w:uiPriority="0" w:semiHidden="0" w:name="Title"/>
     <w:lsdException w:unhideWhenUsed="0" w:uiPriority="0" w:semiHidden="0" w:name="Closing"/>
     <w:lsdException w:unhideWhenUsed="0" w:uiPriority="0" w:semiHidden="0" w:name="Signature"/>
-    <w:lsdException w:unhideWhenUsed="0" w:uiPriority="0" w:name="Default Paragraph Font"/>
+    <w:lsdException w:qFormat="1" w:unhideWhenUsed="0" w:uiPriority="0" w:name="Default Paragraph Font"/>
     <w:lsdException w:unhideWhenUsed="0" w:uiPriority="0" w:semiHidden="0" w:name="Body Text"/>
     <w:lsdException w:unhideWhenUsed="0" w:uiPriority="0" w:semiHidden="0" w:name="Body Text Indent"/>
     <w:lsdException w:unhideWhenUsed="0" w:uiPriority="0" w:semiHidden="0" w:name="List Continue"/>
@@ -362,7 +435,9 @@
   </w:style>
   <w:style w:type="character" w:default="1" w:styleId="3">
     <w:name w:val="Default Paragraph Font"/>
+    <w:autoRedefine/>
     <w:semiHidden/>
+    <w:qFormat/>
     <w:uiPriority w:val="0"/>
   </w:style>
   <w:style w:type="table" w:default="1" w:styleId="2">
